--- a/开发计划书.docx
+++ b/开发计划书.docx
@@ -9666,7 +9666,7 @@
             <v:path o:extrusionok="f" gradientshapeok="t" o:connecttype="rect"/>
             <o:lock v:ext="edit" aspectratio="t"/>
           </v:shapetype>
-          <v:shape id="_x0000_i1025" type="#_x0000_t75" style="width:414.7pt;height:276.5pt">
+          <v:shape id="_x0000_i1025" type="#_x0000_t75" style="width:414.75pt;height:276.75pt">
             <v:imagedata r:id="rId7" o:title=""/>
           </v:shape>
         </w:pict>
@@ -11004,7 +11004,7 @@
           <w:szCs w:val="21"/>
         </w:rPr>
         <w:pict w14:anchorId="218EA807">
-          <v:shape id="_x0000_i1026" type="#_x0000_t75" style="width:415.3pt;height:226.95pt;visibility:visible;mso-wrap-style:square">
+          <v:shape id="_x0000_i1026" type="#_x0000_t75" style="width:415.5pt;height:226.5pt;visibility:visible;mso-wrap-style:square">
             <v:imagedata r:id="rId8" o:title=""/>
           </v:shape>
         </w:pict>
@@ -12606,7 +12606,7 @@
       <w:r>
         <w:lastRenderedPageBreak/>
         <w:pict w14:anchorId="790894BE">
-          <v:shape id="_x0000_i1027" type="#_x0000_t75" style="width:418.75pt;height:234.45pt">
+          <v:shape id="_x0000_i1027" type="#_x0000_t75" style="width:418.5pt;height:234pt">
             <v:imagedata r:id="rId9" o:title=""/>
           </v:shape>
         </w:pict>
@@ -12618,7 +12618,7 @@
         <w:ind w:left="426"/>
         <w:jc w:val="center"/>
         <w:rPr>
-          <w:rFonts w:ascii="Lucida Fax" w:eastAsia="楷体" w:hAnsi="Lucida Fax" w:cs="楷体" w:hint="eastAsia"/>
+          <w:rFonts w:ascii="Lucida Fax" w:eastAsia="楷体" w:hAnsi="Lucida Fax" w:cs="楷体"/>
           <w:kern w:val="2"/>
           <w:sz w:val="21"/>
           <w:szCs w:val="21"/>

--- a/开发计划书.docx
+++ b/开发计划书.docx
@@ -685,13 +685,13 @@
         <w:tblLook w:val="04A0" w:firstRow="1" w:lastRow="0" w:firstColumn="1" w:lastColumn="0" w:noHBand="0" w:noVBand="1"/>
       </w:tblPr>
       <w:tblGrid>
-        <w:gridCol w:w="1363"/>
-        <w:gridCol w:w="7159"/>
+        <w:gridCol w:w="1243"/>
+        <w:gridCol w:w="7279"/>
       </w:tblGrid>
       <w:tr>
         <w:tc>
           <w:tcPr>
-            <w:tcW w:w="1704" w:type="dxa"/>
+            <w:tcW w:w="1270" w:type="dxa"/>
             <w:tcBorders>
               <w:bottom w:val="single" w:sz="4" w:space="0" w:color="7F7F7F"/>
               <w:right w:val="nil"/>
@@ -752,7 +752,7 @@
         </w:tc>
         <w:tc>
           <w:tcPr>
-            <w:tcW w:w="6818" w:type="dxa"/>
+            <w:tcW w:w="7252" w:type="dxa"/>
             <w:tcBorders>
               <w:bottom w:val="single" w:sz="4" w:space="0" w:color="7F7F7F"/>
             </w:tcBorders>
@@ -790,7 +790,7 @@
       <w:tr>
         <w:tc>
           <w:tcPr>
-            <w:tcW w:w="1704" w:type="dxa"/>
+            <w:tcW w:w="1270" w:type="dxa"/>
             <w:tcBorders>
               <w:right w:val="single" w:sz="4" w:space="0" w:color="7F7F7F"/>
             </w:tcBorders>
@@ -826,13 +826,12 @@
         </w:tc>
         <w:tc>
           <w:tcPr>
-            <w:tcW w:w="6818" w:type="dxa"/>
+            <w:tcW w:w="7252" w:type="dxa"/>
             <w:shd w:val="clear" w:color="auto" w:fill="F2F2F2"/>
           </w:tcPr>
           <w:p>
             <w:pPr>
               <w:pStyle w:val="a3"/>
-              <w:jc w:val="center"/>
               <w:rPr>
                 <w:rFonts w:ascii="Lucida Fax" w:eastAsia="楷体" w:hAnsi="Lucida Fax" w:cs="楷体"/>
                 <w:kern w:val="2"/>
@@ -864,7 +863,7 @@
       <w:tr>
         <w:tc>
           <w:tcPr>
-            <w:tcW w:w="1704" w:type="dxa"/>
+            <w:tcW w:w="1270" w:type="dxa"/>
             <w:tcBorders>
               <w:right w:val="single" w:sz="4" w:space="0" w:color="7F7F7F"/>
             </w:tcBorders>
@@ -899,12 +898,11 @@
         </w:tc>
         <w:tc>
           <w:tcPr>
-            <w:tcW w:w="6818" w:type="dxa"/>
+            <w:tcW w:w="7252" w:type="dxa"/>
           </w:tcPr>
           <w:p>
             <w:pPr>
               <w:pStyle w:val="a3"/>
-              <w:jc w:val="center"/>
               <w:rPr>
                 <w:rFonts w:ascii="Lucida Fax" w:eastAsia="楷体" w:hAnsi="Lucida Fax" w:cs="楷体"/>
                 <w:kern w:val="2"/>
@@ -963,7 +961,7 @@
       <w:tr>
         <w:tc>
           <w:tcPr>
-            <w:tcW w:w="1704" w:type="dxa"/>
+            <w:tcW w:w="1270" w:type="dxa"/>
             <w:tcBorders>
               <w:right w:val="single" w:sz="4" w:space="0" w:color="7F7F7F"/>
             </w:tcBorders>
@@ -999,13 +997,12 @@
         </w:tc>
         <w:tc>
           <w:tcPr>
-            <w:tcW w:w="6818" w:type="dxa"/>
+            <w:tcW w:w="7252" w:type="dxa"/>
             <w:shd w:val="clear" w:color="auto" w:fill="F2F2F2"/>
           </w:tcPr>
           <w:p>
             <w:pPr>
               <w:pStyle w:val="a3"/>
-              <w:jc w:val="center"/>
               <w:rPr>
                 <w:rFonts w:ascii="Lucida Fax" w:eastAsia="楷体" w:hAnsi="Lucida Fax" w:cs="楷体"/>
                 <w:kern w:val="2"/>
@@ -1037,7 +1034,7 @@
       <w:tr>
         <w:tc>
           <w:tcPr>
-            <w:tcW w:w="1704" w:type="dxa"/>
+            <w:tcW w:w="1270" w:type="dxa"/>
             <w:tcBorders>
               <w:right w:val="single" w:sz="4" w:space="0" w:color="7F7F7F"/>
             </w:tcBorders>
@@ -1066,51 +1063,50 @@
                 <w:sz w:val="21"/>
                 <w:szCs w:val="21"/>
               </w:rPr>
-              <w:t>向量数据库</w:t>
-            </w:r>
-          </w:p>
-        </w:tc>
-        <w:tc>
-          <w:tcPr>
-            <w:tcW w:w="6818" w:type="dxa"/>
+              <w:t>动态自适应图智能体</w:t>
+            </w:r>
+          </w:p>
+        </w:tc>
+        <w:tc>
+          <w:tcPr>
+            <w:tcW w:w="7252" w:type="dxa"/>
           </w:tcPr>
           <w:p>
             <w:pPr>
               <w:pStyle w:val="a3"/>
-              <w:jc w:val="center"/>
-              <w:rPr>
-                <w:rFonts w:ascii="Lucida Fax" w:eastAsia="楷体" w:hAnsi="Lucida Fax" w:cs="楷体"/>
-                <w:kern w:val="2"/>
-                <w:sz w:val="21"/>
-                <w:szCs w:val="21"/>
-              </w:rPr>
-            </w:pPr>
-            <w:r>
-              <w:rPr>
-                <w:rFonts w:ascii="Lucida Fax" w:eastAsia="楷体" w:hAnsi="Lucida Fax" w:cs="楷体"/>
-                <w:kern w:val="2"/>
-                <w:sz w:val="21"/>
-                <w:szCs w:val="21"/>
-              </w:rPr>
-              <w:t>专门用于存储和检索高维向量数据的数据库（如</w:t>
-            </w:r>
-            <w:r>
-              <w:rPr>
-                <w:rFonts w:ascii="Lucida Fax" w:eastAsia="楷体" w:hAnsi="Lucida Fax" w:cs="楷体"/>
-                <w:kern w:val="2"/>
-                <w:sz w:val="21"/>
-                <w:szCs w:val="21"/>
-              </w:rPr>
-              <w:t xml:space="preserve"> ChromaDB</w:t>
-            </w:r>
-            <w:r>
-              <w:rPr>
-                <w:rFonts w:ascii="Lucida Fax" w:eastAsia="楷体" w:hAnsi="Lucida Fax" w:cs="楷体"/>
-                <w:kern w:val="2"/>
-                <w:sz w:val="21"/>
-                <w:szCs w:val="21"/>
-              </w:rPr>
-              <w:t>），用于实现语义相似度匹配。</w:t>
+              <w:rPr>
+                <w:rFonts w:ascii="Lucida Fax" w:eastAsia="楷体" w:hAnsi="Lucida Fax" w:cs="楷体"/>
+                <w:kern w:val="2"/>
+                <w:sz w:val="21"/>
+                <w:szCs w:val="21"/>
+              </w:rPr>
+            </w:pPr>
+            <w:r>
+              <w:rPr>
+                <w:rFonts w:ascii="Lucida Fax" w:eastAsia="楷体" w:hAnsi="Lucida Fax" w:cs="楷体"/>
+                <w:kern w:val="2"/>
+                <w:sz w:val="21"/>
+                <w:szCs w:val="21"/>
+              </w:rPr>
+              <w:t>指云枢观策系统中基于大语言模型、</w:t>
+            </w:r>
+            <w:r>
+              <w:rPr>
+                <w:rFonts w:ascii="Lucida Fax" w:eastAsia="楷体" w:hAnsi="Lucida Fax" w:cs="楷体"/>
+                <w:kern w:val="2"/>
+                <w:sz w:val="21"/>
+                <w:szCs w:val="21"/>
+              </w:rPr>
+              <w:t>RAG</w:t>
+            </w:r>
+            <w:r>
+              <w:rPr>
+                <w:rFonts w:ascii="Lucida Fax" w:eastAsia="楷体" w:hAnsi="Lucida Fax" w:cs="楷体"/>
+                <w:kern w:val="2"/>
+                <w:sz w:val="21"/>
+                <w:szCs w:val="21"/>
+              </w:rPr>
+              <w:t>检索、工具调用和图结构编排构建的智能体模块。</w:t>
             </w:r>
           </w:p>
         </w:tc>
@@ -1121,7 +1117,7 @@
         </w:trPr>
         <w:tc>
           <w:tcPr>
-            <w:tcW w:w="1704" w:type="dxa"/>
+            <w:tcW w:w="1270" w:type="dxa"/>
             <w:tcBorders>
               <w:right w:val="single" w:sz="4" w:space="0" w:color="7F7F7F"/>
             </w:tcBorders>
@@ -1157,13 +1153,12 @@
         </w:tc>
         <w:tc>
           <w:tcPr>
-            <w:tcW w:w="6818" w:type="dxa"/>
+            <w:tcW w:w="7252" w:type="dxa"/>
             <w:shd w:val="clear" w:color="auto" w:fill="F2F2F2"/>
           </w:tcPr>
           <w:p>
             <w:pPr>
               <w:pStyle w:val="a3"/>
-              <w:jc w:val="center"/>
               <w:rPr>
                 <w:rFonts w:ascii="Lucida Fax" w:eastAsia="楷体" w:hAnsi="Lucida Fax" w:cs="楷体"/>
                 <w:kern w:val="2"/>
@@ -1313,32 +1308,182 @@
             <w:r>
               <w:rPr>
                 <w:rFonts w:ascii="Lucida Fax" w:eastAsia="楷体" w:hAnsi="Lucida Fax" w:cs="楷体" w:hint="eastAsia"/>
+                <w:szCs w:val="21"/>
+              </w:rPr>
+              <w:t>长期记忆和短期记忆</w:t>
+            </w:r>
+            <w:r>
+              <w:rPr>
+                <w:rFonts w:ascii="Lucida Fax" w:eastAsia="楷体" w:hAnsi="Lucida Fax" w:cs="楷体" w:hint="eastAsia"/>
+                <w:szCs w:val="21"/>
+              </w:rPr>
+              <w:t>的同时</w:t>
+            </w:r>
+            <w:r>
+              <w:rPr>
+                <w:rFonts w:ascii="Lucida Fax" w:eastAsia="楷体" w:hAnsi="Lucida Fax" w:cs="楷体" w:hint="eastAsia"/>
+                <w:szCs w:val="21"/>
+              </w:rPr>
+              <w:t>,</w:t>
+            </w:r>
+            <w:r>
+              <w:rPr>
+                <w:rFonts w:ascii="Lucida Fax" w:eastAsia="楷体" w:hAnsi="Lucida Fax" w:cs="楷体"/>
+                <w:szCs w:val="21"/>
+              </w:rPr>
+              <w:t>在预设的业务轨道内精准运行。</w:t>
+            </w:r>
+          </w:p>
+        </w:tc>
+      </w:tr>
+      <w:tr>
+        <w:tc>
+          <w:tcPr>
+            <w:tcW w:w="0" w:type="auto"/>
+            <w:tcBorders>
+              <w:right w:val="single" w:sz="4" w:space="0" w:color="7F7F7F"/>
+            </w:tcBorders>
+          </w:tcPr>
+          <w:p>
+            <w:pPr>
+              <w:pStyle w:val="a3"/>
+              <w:jc w:val="center"/>
+              <w:rPr>
+                <w:rFonts w:ascii="Lucida Fax" w:eastAsia="楷体" w:hAnsi="Lucida Fax" w:cs="楷体"/>
                 <w:b/>
                 <w:bCs/>
-                <w:szCs w:val="21"/>
-              </w:rPr>
-              <w:t>长期记忆和短期记忆</w:t>
-            </w:r>
-            <w:r>
-              <w:rPr>
-                <w:rFonts w:ascii="Lucida Fax" w:eastAsia="楷体" w:hAnsi="Lucida Fax" w:cs="楷体" w:hint="eastAsia"/>
-                <w:szCs w:val="21"/>
-              </w:rPr>
-              <w:t>的同时</w:t>
-            </w:r>
-            <w:r>
-              <w:rPr>
-                <w:rFonts w:ascii="Lucida Fax" w:eastAsia="楷体" w:hAnsi="Lucida Fax" w:cs="楷体" w:hint="eastAsia"/>
-                <w:szCs w:val="21"/>
-              </w:rPr>
-              <w:t>,</w:t>
-            </w:r>
-            <w:r>
-              <w:rPr>
-                <w:rFonts w:ascii="Lucida Fax" w:eastAsia="楷体" w:hAnsi="Lucida Fax" w:cs="楷体"/>
-                <w:szCs w:val="21"/>
-              </w:rPr>
-              <w:t>在预设的业务轨道内精准运行。</w:t>
+                <w:caps/>
+                <w:kern w:val="2"/>
+                <w:sz w:val="21"/>
+                <w:szCs w:val="21"/>
+              </w:rPr>
+            </w:pPr>
+            <w:r>
+              <w:rPr>
+                <w:rFonts w:ascii="Lucida Fax" w:eastAsia="楷体" w:hAnsi="Lucida Fax" w:cs="楷体"/>
+                <w:b/>
+                <w:bCs/>
+                <w:caps/>
+                <w:kern w:val="2"/>
+                <w:sz w:val="21"/>
+                <w:szCs w:val="21"/>
+              </w:rPr>
+              <w:t>LLM</w:t>
+            </w:r>
+          </w:p>
+        </w:tc>
+        <w:tc>
+          <w:tcPr>
+            <w:tcW w:w="0" w:type="auto"/>
+          </w:tcPr>
+          <w:p>
+            <w:pPr>
+              <w:pStyle w:val="a9"/>
+              <w:widowControl/>
+              <w:spacing w:before="100" w:beforeAutospacing="1" w:after="100" w:afterAutospacing="1"/>
+              <w:ind w:left="495" w:firstLineChars="0" w:firstLine="0"/>
+              <w:jc w:val="left"/>
+              <w:rPr>
+                <w:rFonts w:ascii="Lucida Fax" w:eastAsia="楷体" w:hAnsi="Lucida Fax" w:cs="楷体" w:hint="eastAsia"/>
+                <w:szCs w:val="21"/>
+              </w:rPr>
+            </w:pPr>
+            <w:r>
+              <w:rPr>
+                <w:rFonts w:ascii="Lucida Fax" w:eastAsia="楷体" w:hAnsi="Lucida Fax" w:cs="楷体"/>
+                <w:szCs w:val="21"/>
+              </w:rPr>
+              <w:t>Large Language Model</w:t>
+            </w:r>
+            <w:r>
+              <w:rPr>
+                <w:rFonts w:ascii="Lucida Fax" w:eastAsia="楷体" w:hAnsi="Lucida Fax" w:cs="楷体"/>
+                <w:szCs w:val="21"/>
+              </w:rPr>
+              <w:t>，大语言模型，用于完成政策文本理解、摘要生成、问答回复、结构化提取和内容改写等智能处理任务。</w:t>
+            </w:r>
+          </w:p>
+        </w:tc>
+      </w:tr>
+      <w:tr>
+        <w:tc>
+          <w:tcPr>
+            <w:tcW w:w="0" w:type="auto"/>
+            <w:tcBorders>
+              <w:right w:val="single" w:sz="4" w:space="0" w:color="7F7F7F"/>
+            </w:tcBorders>
+          </w:tcPr>
+          <w:p>
+            <w:pPr>
+              <w:pStyle w:val="a3"/>
+              <w:jc w:val="center"/>
+              <w:rPr>
+                <w:rFonts w:ascii="Lucida Fax" w:eastAsia="楷体" w:hAnsi="Lucida Fax" w:cs="楷体"/>
+                <w:b/>
+                <w:bCs/>
+                <w:caps/>
+                <w:kern w:val="2"/>
+                <w:sz w:val="21"/>
+                <w:szCs w:val="21"/>
+              </w:rPr>
+            </w:pPr>
+            <w:r>
+              <w:rPr>
+                <w:rFonts w:ascii="Lucida Fax" w:eastAsia="楷体" w:hAnsi="Lucida Fax" w:cs="楷体"/>
+                <w:b/>
+                <w:bCs/>
+                <w:caps/>
+                <w:kern w:val="2"/>
+                <w:sz w:val="21"/>
+                <w:szCs w:val="21"/>
+              </w:rPr>
+              <w:t>JWT</w:t>
+            </w:r>
+          </w:p>
+        </w:tc>
+        <w:tc>
+          <w:tcPr>
+            <w:tcW w:w="0" w:type="auto"/>
+          </w:tcPr>
+          <w:p>
+            <w:pPr>
+              <w:pStyle w:val="a9"/>
+              <w:widowControl/>
+              <w:spacing w:before="100" w:beforeAutospacing="1" w:after="100" w:afterAutospacing="1"/>
+              <w:ind w:left="495" w:firstLineChars="0" w:firstLine="0"/>
+              <w:jc w:val="left"/>
+              <w:rPr>
+                <w:rFonts w:ascii="Lucida Fax" w:eastAsia="楷体" w:hAnsi="Lucida Fax" w:cs="楷体" w:hint="eastAsia"/>
+                <w:szCs w:val="21"/>
+              </w:rPr>
+            </w:pPr>
+            <w:r>
+              <w:rPr>
+                <w:rFonts w:ascii="Lucida Fax" w:eastAsia="楷体" w:hAnsi="Lucida Fax" w:cs="楷体"/>
+                <w:szCs w:val="21"/>
+              </w:rPr>
+              <w:t>JSON Web Token</w:t>
+            </w:r>
+            <w:r>
+              <w:rPr>
+                <w:rFonts w:ascii="Lucida Fax" w:eastAsia="楷体" w:hAnsi="Lucida Fax" w:cs="楷体"/>
+                <w:szCs w:val="21"/>
+              </w:rPr>
+              <w:t>，</w:t>
+            </w:r>
+            <w:r>
+              <w:rPr>
+                <w:rFonts w:ascii="Lucida Fax" w:eastAsia="楷体" w:hAnsi="Lucida Fax" w:cs="楷体"/>
+                <w:szCs w:val="21"/>
+              </w:rPr>
+              <w:t>JSON Web</w:t>
+            </w:r>
+            <w:r>
+              <w:rPr>
+                <w:rFonts w:ascii="Lucida Fax" w:eastAsia="楷体" w:hAnsi="Lucida Fax" w:cs="楷体"/>
+                <w:szCs w:val="21"/>
+              </w:rPr>
+              <w:t>，令牌用户身份认证令牌机制，用于实现登录状态保持和接口访问权限控制。</w:t>
             </w:r>
           </w:p>
         </w:tc>
@@ -1611,6 +1756,7 @@
           <w:rFonts w:ascii="Lucida Fax" w:eastAsia="楷体" w:hint="eastAsia"/>
           <w:sz w:val="21"/>
         </w:rPr>
+        <w:lastRenderedPageBreak/>
         <w:t>LangChain</w:t>
       </w:r>
       <w:r>
@@ -1700,7 +1846,6 @@
           <w:rFonts w:ascii="Lucida Fax" w:eastAsia="楷体" w:hAnsi="Lucida Fax"/>
           <w:sz w:val="21"/>
         </w:rPr>
-        <w:lastRenderedPageBreak/>
         <w:t>Lewis P, et al. Retrieval-Augmented Generation for Knowledge-Intensive NLP Tasks, 2020.</w:t>
       </w:r>
     </w:p>
@@ -2430,6 +2575,7 @@
           <w:rFonts w:ascii="华文中宋" w:eastAsia="华文中宋" w:hAnsi="华文中宋"/>
           <w:kern w:val="2"/>
         </w:rPr>
+        <w:lastRenderedPageBreak/>
         <w:t>2.3.1</w:t>
       </w:r>
       <w:r>
@@ -2463,7 +2609,6 @@
           <w:sz w:val="21"/>
           <w:szCs w:val="21"/>
         </w:rPr>
-        <w:lastRenderedPageBreak/>
         <w:t>我们将向用户交付一套完整的</w:t>
       </w:r>
       <w:r>
@@ -2502,7 +2647,25 @@
           <w:sz w:val="21"/>
           <w:szCs w:val="21"/>
         </w:rPr>
-        <w:t xml:space="preserve"> Python 3.10 </w:t>
+        <w:t xml:space="preserve"> Python 3.1</w:t>
+      </w:r>
+      <w:r>
+        <w:rPr>
+          <w:rFonts w:ascii="Lucida Fax" w:eastAsia="楷体" w:hAnsi="Lucida Fax" w:cs="楷体" w:hint="eastAsia"/>
+          <w:kern w:val="2"/>
+          <w:sz w:val="21"/>
+          <w:szCs w:val="21"/>
+        </w:rPr>
+        <w:t>2</w:t>
+      </w:r>
+      <w:r>
+        <w:rPr>
+          <w:rFonts w:ascii="Lucida Fax" w:eastAsia="楷体" w:hAnsi="Lucida Fax" w:cs="楷体"/>
+          <w:kern w:val="2"/>
+          <w:sz w:val="21"/>
+          <w:szCs w:val="21"/>
+        </w:rPr>
+        <w:t xml:space="preserve"> </w:t>
       </w:r>
       <w:r>
         <w:rPr>
@@ -2607,14 +2770,13 @@
     <w:tbl>
       <w:tblPr>
         <w:tblW w:w="8506" w:type="dxa"/>
-        <w:tblInd w:w="-147" w:type="dxa"/>
         <w:tblBorders>
-          <w:top w:val="single" w:sz="4" w:space="0" w:color="auto"/>
-          <w:left w:val="single" w:sz="4" w:space="0" w:color="auto"/>
-          <w:bottom w:val="single" w:sz="4" w:space="0" w:color="auto"/>
-          <w:right w:val="single" w:sz="4" w:space="0" w:color="auto"/>
-          <w:insideH w:val="single" w:sz="4" w:space="0" w:color="auto"/>
-          <w:insideV w:val="single" w:sz="4" w:space="0" w:color="auto"/>
+          <w:top w:val="single" w:sz="4" w:space="0" w:color="BFBFBF"/>
+          <w:left w:val="single" w:sz="4" w:space="0" w:color="BFBFBF"/>
+          <w:bottom w:val="single" w:sz="4" w:space="0" w:color="BFBFBF"/>
+          <w:right w:val="single" w:sz="4" w:space="0" w:color="BFBFBF"/>
+          <w:insideH w:val="single" w:sz="4" w:space="0" w:color="BFBFBF"/>
+          <w:insideV w:val="single" w:sz="4" w:space="0" w:color="BFBFBF"/>
         </w:tblBorders>
         <w:tblLook w:val="04A0" w:firstRow="1" w:lastRow="0" w:firstColumn="1" w:lastColumn="0" w:noHBand="0" w:noVBand="1"/>
       </w:tblPr>
@@ -3900,7 +4062,15 @@
                 <w:rFonts w:ascii="Lucida Fax" w:eastAsia="楷体" w:hAnsi="Lucida Fax" w:cs="楷体" w:hint="eastAsia"/>
                 <w:szCs w:val="21"/>
               </w:rPr>
-              <w:t>知识库实现语义检索，在解析与问答中提供知识补充、证据支撑与答案校准能力。</w:t>
+              <w:t>知识库实现语义检索，在解析与问答中提</w:t>
+            </w:r>
+            <w:r>
+              <w:rPr>
+                <w:rFonts w:ascii="Lucida Fax" w:eastAsia="楷体" w:hAnsi="Lucida Fax" w:cs="楷体" w:hint="eastAsia"/>
+                <w:szCs w:val="21"/>
+              </w:rPr>
+              <w:lastRenderedPageBreak/>
+              <w:t>供知识补充、证据支撑与答案校准能力。</w:t>
             </w:r>
           </w:p>
         </w:tc>
@@ -3920,6 +4090,7 @@
                 <w:rFonts w:ascii="Lucida Fax" w:eastAsia="楷体" w:hAnsi="Lucida Fax" w:cs="楷体" w:hint="eastAsia"/>
                 <w:szCs w:val="21"/>
               </w:rPr>
+              <w:lastRenderedPageBreak/>
               <w:t>高</w:t>
             </w:r>
           </w:p>
@@ -4023,15 +4194,7 @@
                 <w:rFonts w:ascii="Lucida Fax" w:eastAsia="楷体" w:hAnsi="Lucida Fax" w:cs="楷体" w:hint="eastAsia"/>
                 <w:szCs w:val="21"/>
               </w:rPr>
-              <w:t>认证主体</w:t>
-            </w:r>
-            <w:r>
-              <w:rPr>
-                <w:rFonts w:ascii="Lucida Fax" w:eastAsia="楷体" w:hAnsi="Lucida Fax" w:cs="楷体" w:hint="eastAsia"/>
-                <w:szCs w:val="21"/>
-              </w:rPr>
-              <w:lastRenderedPageBreak/>
-              <w:t>发布中心</w:t>
+              <w:t>认证主体发布中心</w:t>
             </w:r>
           </w:p>
         </w:tc>
@@ -4051,16 +4214,7 @@
                 <w:rFonts w:ascii="Lucida Fax" w:eastAsia="楷体" w:hAnsi="Lucida Fax" w:cs="楷体" w:hint="eastAsia"/>
                 <w:szCs w:val="21"/>
               </w:rPr>
-              <w:lastRenderedPageBreak/>
-              <w:t>支持认证主体上传政策文</w:t>
-            </w:r>
-            <w:r>
-              <w:rPr>
-                <w:rFonts w:ascii="Lucida Fax" w:eastAsia="楷体" w:hAnsi="Lucida Fax" w:cs="楷体" w:hint="eastAsia"/>
-                <w:szCs w:val="21"/>
-              </w:rPr>
-              <w:lastRenderedPageBreak/>
-              <w:t>件、填写标题摘要和附加信息，并将内容送入待审核链路，形成标准化发布入口。</w:t>
+              <w:t>支持认证主体上传政策文件、填写标题摘要和附加信息，并将内容送入待审核链路，形成标准化发布入口。</w:t>
             </w:r>
           </w:p>
         </w:tc>
@@ -4080,7 +4234,6 @@
                 <w:rFonts w:ascii="Lucida Fax" w:eastAsia="楷体" w:hAnsi="Lucida Fax" w:cs="楷体" w:hint="eastAsia"/>
                 <w:szCs w:val="21"/>
               </w:rPr>
-              <w:lastRenderedPageBreak/>
               <w:t>高</w:t>
             </w:r>
           </w:p>
@@ -4121,15 +4274,7 @@
                 <w:rFonts w:ascii="Lucida Fax" w:eastAsia="楷体" w:hAnsi="Lucida Fax" w:cs="楷体" w:hint="eastAsia"/>
                 <w:szCs w:val="21"/>
               </w:rPr>
-              <w:t>发布中心表单、角色权限控</w:t>
-            </w:r>
-            <w:r>
-              <w:rPr>
-                <w:rFonts w:ascii="Lucida Fax" w:eastAsia="楷体" w:hAnsi="Lucida Fax" w:cs="楷体" w:hint="eastAsia"/>
-                <w:szCs w:val="21"/>
-              </w:rPr>
-              <w:lastRenderedPageBreak/>
-              <w:t>制、上传接口</w:t>
+              <w:t>发布中心表单、角色权限控制、上传接口</w:t>
             </w:r>
           </w:p>
         </w:tc>
@@ -4151,7 +4296,6 @@
                 <w:rFonts w:ascii="Lucida Fax" w:eastAsia="楷体" w:hAnsi="Lucida Fax" w:cs="楷体"/>
                 <w:szCs w:val="21"/>
               </w:rPr>
-              <w:lastRenderedPageBreak/>
               <w:t>9</w:t>
             </w:r>
           </w:p>
@@ -5271,6 +5415,7 @@
           <w:sz w:val="21"/>
           <w:szCs w:val="21"/>
         </w:rPr>
+        <w:lastRenderedPageBreak/>
         <w:t>随程序一同交付的还有四份核心文档。首先是《需求规格说明书》，详述业务逻辑与用户用例；其次是《系统架构设计说明书》，记录数据库模型与</w:t>
       </w:r>
       <w:r>
@@ -5289,17 +5434,7 @@
           <w:sz w:val="21"/>
           <w:szCs w:val="21"/>
         </w:rPr>
-        <w:t>推理链条；此外</w:t>
-      </w:r>
-      <w:r>
-        <w:rPr>
-          <w:rFonts w:ascii="Lucida Fax" w:eastAsia="楷体" w:hAnsi="Lucida Fax" w:cs="楷体"/>
-          <w:kern w:val="2"/>
-          <w:sz w:val="21"/>
-          <w:szCs w:val="21"/>
-        </w:rPr>
-        <w:lastRenderedPageBreak/>
-        <w:t>还包括《用户使用与配置手册》，指导用户快速上手；最后是《质量测试报告》，提供</w:t>
+        <w:t>推理链条；此外还包括《用户使用与配置手册》，指导用户快速上手；最后是《质量测试报告》，提供</w:t>
       </w:r>
       <w:r>
         <w:rPr>
@@ -6047,17 +6182,8 @@
                 <w:bCs/>
                 <w:szCs w:val="21"/>
               </w:rPr>
-              <w:t>验</w:t>
-            </w:r>
-            <w:r>
-              <w:rPr>
-                <w:rFonts w:ascii="Lucida Fax" w:eastAsia="楷体" w:hAnsi="Lucida Fax" w:cs="楷体"/>
-                <w:b/>
-                <w:bCs/>
-                <w:szCs w:val="21"/>
-              </w:rPr>
               <w:lastRenderedPageBreak/>
-              <w:t>收类别</w:t>
+              <w:t>验收类别</w:t>
             </w:r>
           </w:p>
         </w:tc>
@@ -6086,7 +6212,6 @@
                 <w:bCs/>
                 <w:szCs w:val="21"/>
               </w:rPr>
-              <w:lastRenderedPageBreak/>
               <w:t>验收具体要求</w:t>
             </w:r>
           </w:p>
@@ -7083,14 +7208,13 @@
     <w:tbl>
       <w:tblPr>
         <w:tblW w:w="10065" w:type="dxa"/>
-        <w:tblInd w:w="-601" w:type="dxa"/>
         <w:tblBorders>
-          <w:top w:val="single" w:sz="4" w:space="0" w:color="auto"/>
-          <w:left w:val="single" w:sz="4" w:space="0" w:color="auto"/>
-          <w:bottom w:val="single" w:sz="4" w:space="0" w:color="auto"/>
-          <w:right w:val="single" w:sz="4" w:space="0" w:color="auto"/>
-          <w:insideH w:val="single" w:sz="4" w:space="0" w:color="auto"/>
-          <w:insideV w:val="single" w:sz="4" w:space="0" w:color="auto"/>
+          <w:top w:val="single" w:sz="4" w:space="0" w:color="BFBFBF"/>
+          <w:left w:val="single" w:sz="4" w:space="0" w:color="BFBFBF"/>
+          <w:bottom w:val="single" w:sz="4" w:space="0" w:color="BFBFBF"/>
+          <w:right w:val="single" w:sz="4" w:space="0" w:color="BFBFBF"/>
+          <w:insideH w:val="single" w:sz="4" w:space="0" w:color="BFBFBF"/>
+          <w:insideV w:val="single" w:sz="4" w:space="0" w:color="BFBFBF"/>
         </w:tblBorders>
         <w:tblLook w:val="04A0" w:firstRow="1" w:lastRow="0" w:firstColumn="1" w:lastColumn="0" w:noHBand="0" w:noVBand="1"/>
       </w:tblPr>
@@ -7108,7 +7232,6 @@
         <w:tc>
           <w:tcPr>
             <w:tcW w:w="502" w:type="dxa"/>
-            <w:vAlign w:val="center"/>
           </w:tcPr>
           <w:p>
             <w:pPr>
@@ -7116,14 +7239,18 @@
               <w:jc w:val="center"/>
               <w:rPr>
                 <w:rFonts w:ascii="Lucida Fax" w:eastAsia="楷体" w:hAnsi="Lucida Fax" w:cs="楷体"/>
-                <w:kern w:val="2"/>
-                <w:sz w:val="21"/>
-                <w:szCs w:val="21"/>
-              </w:rPr>
-            </w:pPr>
-            <w:r>
-              <w:rPr>
-                <w:rFonts w:ascii="Lucida Fax" w:eastAsia="楷体" w:hAnsi="Lucida Fax" w:cs="楷体" w:hint="eastAsia"/>
+                <w:b/>
+                <w:bCs/>
+                <w:kern w:val="2"/>
+                <w:sz w:val="21"/>
+                <w:szCs w:val="21"/>
+              </w:rPr>
+            </w:pPr>
+            <w:r>
+              <w:rPr>
+                <w:rFonts w:ascii="Lucida Fax" w:eastAsia="楷体" w:hAnsi="Lucida Fax" w:cs="楷体" w:hint="eastAsia"/>
+                <w:b/>
+                <w:bCs/>
                 <w:kern w:val="2"/>
                 <w:sz w:val="21"/>
                 <w:szCs w:val="21"/>
@@ -7135,7 +7262,6 @@
         <w:tc>
           <w:tcPr>
             <w:tcW w:w="2592" w:type="dxa"/>
-            <w:vAlign w:val="center"/>
           </w:tcPr>
           <w:p>
             <w:pPr>
@@ -7143,14 +7269,18 @@
               <w:jc w:val="center"/>
               <w:rPr>
                 <w:rFonts w:ascii="Lucida Fax" w:eastAsia="楷体" w:hAnsi="Lucida Fax" w:cs="楷体"/>
-                <w:kern w:val="2"/>
-                <w:sz w:val="21"/>
-                <w:szCs w:val="21"/>
-              </w:rPr>
-            </w:pPr>
-            <w:r>
-              <w:rPr>
-                <w:rFonts w:ascii="Lucida Fax" w:eastAsia="楷体" w:hAnsi="Lucida Fax" w:cs="楷体" w:hint="eastAsia"/>
+                <w:b/>
+                <w:bCs/>
+                <w:kern w:val="2"/>
+                <w:sz w:val="21"/>
+                <w:szCs w:val="21"/>
+              </w:rPr>
+            </w:pPr>
+            <w:r>
+              <w:rPr>
+                <w:rFonts w:ascii="Lucida Fax" w:eastAsia="楷体" w:hAnsi="Lucida Fax" w:cs="楷体" w:hint="eastAsia"/>
+                <w:b/>
+                <w:bCs/>
                 <w:kern w:val="2"/>
                 <w:sz w:val="21"/>
                 <w:szCs w:val="21"/>
@@ -7162,7 +7292,6 @@
         <w:tc>
           <w:tcPr>
             <w:tcW w:w="1002" w:type="dxa"/>
-            <w:vAlign w:val="center"/>
           </w:tcPr>
           <w:p>
             <w:pPr>
@@ -7170,14 +7299,18 @@
               <w:jc w:val="center"/>
               <w:rPr>
                 <w:rFonts w:ascii="Lucida Fax" w:eastAsia="楷体" w:hAnsi="Lucida Fax" w:cs="楷体"/>
-                <w:kern w:val="2"/>
-                <w:sz w:val="21"/>
-                <w:szCs w:val="21"/>
-              </w:rPr>
-            </w:pPr>
-            <w:r>
-              <w:rPr>
-                <w:rFonts w:ascii="Lucida Fax" w:eastAsia="楷体" w:hAnsi="Lucida Fax" w:cs="楷体" w:hint="eastAsia"/>
+                <w:b/>
+                <w:bCs/>
+                <w:kern w:val="2"/>
+                <w:sz w:val="21"/>
+                <w:szCs w:val="21"/>
+              </w:rPr>
+            </w:pPr>
+            <w:r>
+              <w:rPr>
+                <w:rFonts w:ascii="Lucida Fax" w:eastAsia="楷体" w:hAnsi="Lucida Fax" w:cs="楷体" w:hint="eastAsia"/>
+                <w:b/>
+                <w:bCs/>
                 <w:kern w:val="2"/>
                 <w:sz w:val="21"/>
                 <w:szCs w:val="21"/>
@@ -7189,7 +7322,6 @@
         <w:tc>
           <w:tcPr>
             <w:tcW w:w="652" w:type="dxa"/>
-            <w:vAlign w:val="center"/>
           </w:tcPr>
           <w:p>
             <w:pPr>
@@ -7197,14 +7329,18 @@
               <w:jc w:val="center"/>
               <w:rPr>
                 <w:rFonts w:ascii="Lucida Fax" w:eastAsia="楷体" w:hAnsi="Lucida Fax" w:cs="楷体"/>
-                <w:kern w:val="2"/>
-                <w:sz w:val="21"/>
-                <w:szCs w:val="21"/>
-              </w:rPr>
-            </w:pPr>
-            <w:r>
-              <w:rPr>
-                <w:rFonts w:ascii="Lucida Fax" w:eastAsia="楷体" w:hAnsi="Lucida Fax" w:cs="楷体" w:hint="eastAsia"/>
+                <w:b/>
+                <w:bCs/>
+                <w:kern w:val="2"/>
+                <w:sz w:val="21"/>
+                <w:szCs w:val="21"/>
+              </w:rPr>
+            </w:pPr>
+            <w:r>
+              <w:rPr>
+                <w:rFonts w:ascii="Lucida Fax" w:eastAsia="楷体" w:hAnsi="Lucida Fax" w:cs="楷体" w:hint="eastAsia"/>
+                <w:b/>
+                <w:bCs/>
                 <w:kern w:val="2"/>
                 <w:sz w:val="21"/>
                 <w:szCs w:val="21"/>
@@ -7216,7 +7352,6 @@
         <w:tc>
           <w:tcPr>
             <w:tcW w:w="681" w:type="dxa"/>
-            <w:vAlign w:val="center"/>
           </w:tcPr>
           <w:p>
             <w:pPr>
@@ -7224,14 +7359,18 @@
               <w:jc w:val="center"/>
               <w:rPr>
                 <w:rFonts w:ascii="Lucida Fax" w:eastAsia="楷体" w:hAnsi="Lucida Fax" w:cs="楷体"/>
-                <w:kern w:val="2"/>
-                <w:sz w:val="21"/>
-                <w:szCs w:val="21"/>
-              </w:rPr>
-            </w:pPr>
-            <w:r>
-              <w:rPr>
-                <w:rFonts w:ascii="Lucida Fax" w:eastAsia="楷体" w:hAnsi="Lucida Fax" w:cs="楷体" w:hint="eastAsia"/>
+                <w:b/>
+                <w:bCs/>
+                <w:kern w:val="2"/>
+                <w:sz w:val="21"/>
+                <w:szCs w:val="21"/>
+              </w:rPr>
+            </w:pPr>
+            <w:r>
+              <w:rPr>
+                <w:rFonts w:ascii="Lucida Fax" w:eastAsia="楷体" w:hAnsi="Lucida Fax" w:cs="楷体" w:hint="eastAsia"/>
+                <w:b/>
+                <w:bCs/>
                 <w:kern w:val="2"/>
                 <w:sz w:val="21"/>
                 <w:szCs w:val="21"/>
@@ -7241,6 +7380,8 @@
             <w:r>
               <w:rPr>
                 <w:rFonts w:ascii="Lucida Fax" w:eastAsia="楷体" w:hAnsi="Lucida Fax" w:cs="楷体" w:hint="eastAsia"/>
+                <w:b/>
+                <w:bCs/>
                 <w:kern w:val="2"/>
                 <w:sz w:val="21"/>
                 <w:szCs w:val="21"/>
@@ -7252,7 +7393,6 @@
         <w:tc>
           <w:tcPr>
             <w:tcW w:w="1376" w:type="dxa"/>
-            <w:vAlign w:val="center"/>
           </w:tcPr>
           <w:p>
             <w:pPr>
@@ -7260,14 +7400,18 @@
               <w:jc w:val="center"/>
               <w:rPr>
                 <w:rFonts w:ascii="Lucida Fax" w:eastAsia="楷体" w:hAnsi="Lucida Fax" w:cs="楷体"/>
-                <w:kern w:val="2"/>
-                <w:sz w:val="21"/>
-                <w:szCs w:val="21"/>
-              </w:rPr>
-            </w:pPr>
-            <w:r>
-              <w:rPr>
-                <w:rFonts w:ascii="Lucida Fax" w:eastAsia="楷体" w:hAnsi="Lucida Fax" w:cs="楷体" w:hint="eastAsia"/>
+                <w:b/>
+                <w:bCs/>
+                <w:kern w:val="2"/>
+                <w:sz w:val="21"/>
+                <w:szCs w:val="21"/>
+              </w:rPr>
+            </w:pPr>
+            <w:r>
+              <w:rPr>
+                <w:rFonts w:ascii="Lucida Fax" w:eastAsia="楷体" w:hAnsi="Lucida Fax" w:cs="楷体" w:hint="eastAsia"/>
+                <w:b/>
+                <w:bCs/>
                 <w:kern w:val="2"/>
                 <w:sz w:val="21"/>
                 <w:szCs w:val="21"/>
@@ -7279,7 +7423,6 @@
         <w:tc>
           <w:tcPr>
             <w:tcW w:w="1688" w:type="dxa"/>
-            <w:vAlign w:val="center"/>
           </w:tcPr>
           <w:p>
             <w:pPr>
@@ -7287,14 +7430,18 @@
               <w:jc w:val="center"/>
               <w:rPr>
                 <w:rFonts w:ascii="Lucida Fax" w:eastAsia="楷体" w:hAnsi="Lucida Fax" w:cs="楷体"/>
-                <w:kern w:val="2"/>
-                <w:sz w:val="21"/>
-                <w:szCs w:val="21"/>
-              </w:rPr>
-            </w:pPr>
-            <w:r>
-              <w:rPr>
-                <w:rFonts w:ascii="Lucida Fax" w:eastAsia="楷体" w:hAnsi="Lucida Fax" w:cs="楷体" w:hint="eastAsia"/>
+                <w:b/>
+                <w:bCs/>
+                <w:kern w:val="2"/>
+                <w:sz w:val="21"/>
+                <w:szCs w:val="21"/>
+              </w:rPr>
+            </w:pPr>
+            <w:r>
+              <w:rPr>
+                <w:rFonts w:ascii="Lucida Fax" w:eastAsia="楷体" w:hAnsi="Lucida Fax" w:cs="楷体" w:hint="eastAsia"/>
+                <w:b/>
+                <w:bCs/>
                 <w:kern w:val="2"/>
                 <w:sz w:val="21"/>
                 <w:szCs w:val="21"/>
@@ -7306,7 +7453,6 @@
         <w:tc>
           <w:tcPr>
             <w:tcW w:w="1572" w:type="dxa"/>
-            <w:vAlign w:val="center"/>
           </w:tcPr>
           <w:p>
             <w:pPr>
@@ -7314,14 +7460,18 @@
               <w:jc w:val="center"/>
               <w:rPr>
                 <w:rFonts w:ascii="Lucida Fax" w:eastAsia="楷体" w:hAnsi="Lucida Fax" w:cs="楷体"/>
-                <w:kern w:val="2"/>
-                <w:sz w:val="21"/>
-                <w:szCs w:val="21"/>
-              </w:rPr>
-            </w:pPr>
-            <w:r>
-              <w:rPr>
-                <w:rFonts w:ascii="Lucida Fax" w:eastAsia="楷体" w:hAnsi="Lucida Fax" w:cs="楷体" w:hint="eastAsia"/>
+                <w:b/>
+                <w:bCs/>
+                <w:kern w:val="2"/>
+                <w:sz w:val="21"/>
+                <w:szCs w:val="21"/>
+              </w:rPr>
+            </w:pPr>
+            <w:r>
+              <w:rPr>
+                <w:rFonts w:ascii="Lucida Fax" w:eastAsia="楷体" w:hAnsi="Lucida Fax" w:cs="楷体" w:hint="eastAsia"/>
+                <w:b/>
+                <w:bCs/>
                 <w:kern w:val="2"/>
                 <w:sz w:val="21"/>
                 <w:szCs w:val="21"/>
@@ -7335,7 +7485,7 @@
         <w:tc>
           <w:tcPr>
             <w:tcW w:w="502" w:type="dxa"/>
-            <w:vAlign w:val="center"/>
+            <w:shd w:val="clear" w:color="auto" w:fill="F2F2F2"/>
           </w:tcPr>
           <w:p>
             <w:pPr>
@@ -7343,14 +7493,18 @@
               <w:jc w:val="center"/>
               <w:rPr>
                 <w:rFonts w:ascii="Lucida Fax" w:eastAsia="楷体" w:hAnsi="Lucida Fax" w:cs="楷体"/>
-                <w:kern w:val="2"/>
-                <w:sz w:val="21"/>
-                <w:szCs w:val="21"/>
-              </w:rPr>
-            </w:pPr>
-            <w:r>
-              <w:rPr>
-                <w:rFonts w:ascii="Lucida Fax" w:eastAsia="楷体" w:hAnsi="Lucida Fax" w:cs="楷体"/>
+                <w:b/>
+                <w:bCs/>
+                <w:kern w:val="2"/>
+                <w:sz w:val="21"/>
+                <w:szCs w:val="21"/>
+              </w:rPr>
+            </w:pPr>
+            <w:r>
+              <w:rPr>
+                <w:rFonts w:ascii="Lucida Fax" w:eastAsia="楷体" w:hAnsi="Lucida Fax" w:cs="楷体"/>
+                <w:b/>
+                <w:bCs/>
                 <w:kern w:val="2"/>
                 <w:sz w:val="21"/>
                 <w:szCs w:val="21"/>
@@ -7362,6 +7516,7 @@
         <w:tc>
           <w:tcPr>
             <w:tcW w:w="2592" w:type="dxa"/>
+            <w:shd w:val="clear" w:color="auto" w:fill="F2F2F2"/>
           </w:tcPr>
           <w:p>
             <w:pPr>
@@ -7423,6 +7578,7 @@
         <w:tc>
           <w:tcPr>
             <w:tcW w:w="1002" w:type="dxa"/>
+            <w:shd w:val="clear" w:color="auto" w:fill="F2F2F2"/>
           </w:tcPr>
           <w:p>
             <w:pPr>
@@ -7522,7 +7678,7 @@
         <w:tc>
           <w:tcPr>
             <w:tcW w:w="652" w:type="dxa"/>
-            <w:vAlign w:val="center"/>
+            <w:shd w:val="clear" w:color="auto" w:fill="F2F2F2"/>
           </w:tcPr>
           <w:p>
             <w:pPr>
@@ -7561,7 +7717,7 @@
         <w:tc>
           <w:tcPr>
             <w:tcW w:w="681" w:type="dxa"/>
-            <w:vAlign w:val="center"/>
+            <w:shd w:val="clear" w:color="auto" w:fill="F2F2F2"/>
           </w:tcPr>
           <w:p>
             <w:pPr>
@@ -7600,6 +7756,7 @@
         <w:tc>
           <w:tcPr>
             <w:tcW w:w="1376" w:type="dxa"/>
+            <w:shd w:val="clear" w:color="auto" w:fill="F2F2F2"/>
           </w:tcPr>
           <w:p>
             <w:pPr>
@@ -7636,6 +7793,7 @@
         <w:tc>
           <w:tcPr>
             <w:tcW w:w="1688" w:type="dxa"/>
+            <w:shd w:val="clear" w:color="auto" w:fill="F2F2F2"/>
           </w:tcPr>
           <w:p>
             <w:pPr>
@@ -7690,6 +7848,7 @@
         <w:tc>
           <w:tcPr>
             <w:tcW w:w="1572" w:type="dxa"/>
+            <w:shd w:val="clear" w:color="auto" w:fill="F2F2F2"/>
           </w:tcPr>
           <w:p>
             <w:pPr>
@@ -7737,7 +7896,6 @@
         <w:tc>
           <w:tcPr>
             <w:tcW w:w="502" w:type="dxa"/>
-            <w:vAlign w:val="center"/>
           </w:tcPr>
           <w:p>
             <w:pPr>
@@ -7745,14 +7903,18 @@
               <w:jc w:val="center"/>
               <w:rPr>
                 <w:rFonts w:ascii="Lucida Fax" w:eastAsia="楷体" w:hAnsi="Lucida Fax" w:cs="楷体"/>
-                <w:kern w:val="2"/>
-                <w:sz w:val="21"/>
-                <w:szCs w:val="21"/>
-              </w:rPr>
-            </w:pPr>
-            <w:r>
-              <w:rPr>
-                <w:rFonts w:ascii="Lucida Fax" w:eastAsia="楷体" w:hAnsi="Lucida Fax" w:cs="楷体"/>
+                <w:b/>
+                <w:bCs/>
+                <w:kern w:val="2"/>
+                <w:sz w:val="21"/>
+                <w:szCs w:val="21"/>
+              </w:rPr>
+            </w:pPr>
+            <w:r>
+              <w:rPr>
+                <w:rFonts w:ascii="Lucida Fax" w:eastAsia="楷体" w:hAnsi="Lucida Fax" w:cs="楷体"/>
+                <w:b/>
+                <w:bCs/>
                 <w:kern w:val="2"/>
                 <w:sz w:val="21"/>
                 <w:szCs w:val="21"/>
@@ -7924,7 +8086,6 @@
         <w:tc>
           <w:tcPr>
             <w:tcW w:w="652" w:type="dxa"/>
-            <w:vAlign w:val="center"/>
           </w:tcPr>
           <w:p>
             <w:pPr>
@@ -7963,7 +8124,6 @@
         <w:tc>
           <w:tcPr>
             <w:tcW w:w="681" w:type="dxa"/>
-            <w:vAlign w:val="center"/>
           </w:tcPr>
           <w:p>
             <w:pPr>
@@ -8121,7 +8281,7 @@
         <w:tc>
           <w:tcPr>
             <w:tcW w:w="502" w:type="dxa"/>
-            <w:vAlign w:val="center"/>
+            <w:shd w:val="clear" w:color="auto" w:fill="F2F2F2"/>
           </w:tcPr>
           <w:p>
             <w:pPr>
@@ -8129,14 +8289,18 @@
               <w:jc w:val="center"/>
               <w:rPr>
                 <w:rFonts w:ascii="Lucida Fax" w:eastAsia="楷体" w:hAnsi="Lucida Fax" w:cs="楷体"/>
-                <w:kern w:val="2"/>
-                <w:sz w:val="21"/>
-                <w:szCs w:val="21"/>
-              </w:rPr>
-            </w:pPr>
-            <w:r>
-              <w:rPr>
-                <w:rFonts w:ascii="Lucida Fax" w:eastAsia="楷体" w:hAnsi="Lucida Fax" w:cs="楷体"/>
+                <w:b/>
+                <w:bCs/>
+                <w:kern w:val="2"/>
+                <w:sz w:val="21"/>
+                <w:szCs w:val="21"/>
+              </w:rPr>
+            </w:pPr>
+            <w:r>
+              <w:rPr>
+                <w:rFonts w:ascii="Lucida Fax" w:eastAsia="楷体" w:hAnsi="Lucida Fax" w:cs="楷体"/>
+                <w:b/>
+                <w:bCs/>
                 <w:kern w:val="2"/>
                 <w:sz w:val="21"/>
                 <w:szCs w:val="21"/>
@@ -8148,6 +8312,7 @@
         <w:tc>
           <w:tcPr>
             <w:tcW w:w="2592" w:type="dxa"/>
+            <w:shd w:val="clear" w:color="auto" w:fill="F2F2F2"/>
           </w:tcPr>
           <w:p>
             <w:pPr>
@@ -8218,6 +8383,7 @@
         <w:tc>
           <w:tcPr>
             <w:tcW w:w="1002" w:type="dxa"/>
+            <w:shd w:val="clear" w:color="auto" w:fill="F2F2F2"/>
           </w:tcPr>
           <w:p>
             <w:pPr>
@@ -8317,7 +8483,7 @@
         <w:tc>
           <w:tcPr>
             <w:tcW w:w="652" w:type="dxa"/>
-            <w:vAlign w:val="center"/>
+            <w:shd w:val="clear" w:color="auto" w:fill="F2F2F2"/>
           </w:tcPr>
           <w:p>
             <w:pPr>
@@ -8356,7 +8522,7 @@
         <w:tc>
           <w:tcPr>
             <w:tcW w:w="681" w:type="dxa"/>
-            <w:vAlign w:val="center"/>
+            <w:shd w:val="clear" w:color="auto" w:fill="F2F2F2"/>
           </w:tcPr>
           <w:p>
             <w:pPr>
@@ -8395,6 +8561,7 @@
         <w:tc>
           <w:tcPr>
             <w:tcW w:w="1376" w:type="dxa"/>
+            <w:shd w:val="clear" w:color="auto" w:fill="F2F2F2"/>
           </w:tcPr>
           <w:p>
             <w:pPr>
@@ -8476,6 +8643,7 @@
         <w:tc>
           <w:tcPr>
             <w:tcW w:w="1688" w:type="dxa"/>
+            <w:shd w:val="clear" w:color="auto" w:fill="F2F2F2"/>
           </w:tcPr>
           <w:p>
             <w:pPr>
@@ -8530,6 +8698,7 @@
         <w:tc>
           <w:tcPr>
             <w:tcW w:w="1572" w:type="dxa"/>
+            <w:shd w:val="clear" w:color="auto" w:fill="F2F2F2"/>
           </w:tcPr>
           <w:p>
             <w:pPr>
@@ -8595,7 +8764,6 @@
         <w:tc>
           <w:tcPr>
             <w:tcW w:w="502" w:type="dxa"/>
-            <w:vAlign w:val="center"/>
           </w:tcPr>
           <w:p>
             <w:pPr>
@@ -8603,14 +8771,18 @@
               <w:jc w:val="center"/>
               <w:rPr>
                 <w:rFonts w:ascii="Lucida Fax" w:eastAsia="楷体" w:hAnsi="Lucida Fax" w:cs="楷体"/>
-                <w:kern w:val="2"/>
-                <w:sz w:val="21"/>
-                <w:szCs w:val="21"/>
-              </w:rPr>
-            </w:pPr>
-            <w:r>
-              <w:rPr>
-                <w:rFonts w:ascii="Lucida Fax" w:eastAsia="楷体" w:hAnsi="Lucida Fax" w:cs="楷体"/>
+                <w:b/>
+                <w:bCs/>
+                <w:kern w:val="2"/>
+                <w:sz w:val="21"/>
+                <w:szCs w:val="21"/>
+              </w:rPr>
+            </w:pPr>
+            <w:r>
+              <w:rPr>
+                <w:rFonts w:ascii="Lucida Fax" w:eastAsia="楷体" w:hAnsi="Lucida Fax" w:cs="楷体"/>
+                <w:b/>
+                <w:bCs/>
                 <w:kern w:val="2"/>
                 <w:sz w:val="21"/>
                 <w:szCs w:val="21"/>
@@ -8742,7 +8914,6 @@
         <w:tc>
           <w:tcPr>
             <w:tcW w:w="652" w:type="dxa"/>
-            <w:vAlign w:val="center"/>
           </w:tcPr>
           <w:p>
             <w:pPr>
@@ -8781,7 +8952,6 @@
         <w:tc>
           <w:tcPr>
             <w:tcW w:w="681" w:type="dxa"/>
-            <w:vAlign w:val="center"/>
           </w:tcPr>
           <w:p>
             <w:pPr>
@@ -8930,7 +9100,7 @@
         <w:tc>
           <w:tcPr>
             <w:tcW w:w="502" w:type="dxa"/>
-            <w:vAlign w:val="center"/>
+            <w:shd w:val="clear" w:color="auto" w:fill="F2F2F2"/>
           </w:tcPr>
           <w:p>
             <w:pPr>
@@ -8938,14 +9108,18 @@
               <w:jc w:val="center"/>
               <w:rPr>
                 <w:rFonts w:ascii="Lucida Fax" w:eastAsia="楷体" w:hAnsi="Lucida Fax" w:cs="楷体"/>
-                <w:kern w:val="2"/>
-                <w:sz w:val="21"/>
-                <w:szCs w:val="21"/>
-              </w:rPr>
-            </w:pPr>
-            <w:r>
-              <w:rPr>
-                <w:rFonts w:ascii="Lucida Fax" w:eastAsia="楷体" w:hAnsi="Lucida Fax" w:cs="楷体"/>
+                <w:b/>
+                <w:bCs/>
+                <w:kern w:val="2"/>
+                <w:sz w:val="21"/>
+                <w:szCs w:val="21"/>
+              </w:rPr>
+            </w:pPr>
+            <w:r>
+              <w:rPr>
+                <w:rFonts w:ascii="Lucida Fax" w:eastAsia="楷体" w:hAnsi="Lucida Fax" w:cs="楷体"/>
+                <w:b/>
+                <w:bCs/>
                 <w:kern w:val="2"/>
                 <w:sz w:val="21"/>
                 <w:szCs w:val="21"/>
@@ -8957,6 +9131,7 @@
         <w:tc>
           <w:tcPr>
             <w:tcW w:w="2592" w:type="dxa"/>
+            <w:shd w:val="clear" w:color="auto" w:fill="F2F2F2"/>
           </w:tcPr>
           <w:p>
             <w:pPr>
@@ -8993,6 +9168,7 @@
         <w:tc>
           <w:tcPr>
             <w:tcW w:w="1002" w:type="dxa"/>
+            <w:shd w:val="clear" w:color="auto" w:fill="F2F2F2"/>
           </w:tcPr>
           <w:p>
             <w:pPr>
@@ -9092,7 +9268,7 @@
         <w:tc>
           <w:tcPr>
             <w:tcW w:w="652" w:type="dxa"/>
-            <w:vAlign w:val="center"/>
+            <w:shd w:val="clear" w:color="auto" w:fill="F2F2F2"/>
           </w:tcPr>
           <w:p>
             <w:pPr>
@@ -9131,7 +9307,7 @@
         <w:tc>
           <w:tcPr>
             <w:tcW w:w="681" w:type="dxa"/>
-            <w:vAlign w:val="center"/>
+            <w:shd w:val="clear" w:color="auto" w:fill="F2F2F2"/>
           </w:tcPr>
           <w:p>
             <w:pPr>
@@ -9170,6 +9346,7 @@
         <w:tc>
           <w:tcPr>
             <w:tcW w:w="1376" w:type="dxa"/>
+            <w:shd w:val="clear" w:color="auto" w:fill="F2F2F2"/>
           </w:tcPr>
           <w:p>
             <w:pPr>
@@ -9206,6 +9383,7 @@
         <w:tc>
           <w:tcPr>
             <w:tcW w:w="1688" w:type="dxa"/>
+            <w:shd w:val="clear" w:color="auto" w:fill="F2F2F2"/>
           </w:tcPr>
           <w:p>
             <w:pPr>
@@ -9242,6 +9420,7 @@
         <w:tc>
           <w:tcPr>
             <w:tcW w:w="1572" w:type="dxa"/>
+            <w:shd w:val="clear" w:color="auto" w:fill="F2F2F2"/>
           </w:tcPr>
           <w:p>
             <w:pPr>
@@ -9280,7 +9459,6 @@
         <w:tc>
           <w:tcPr>
             <w:tcW w:w="502" w:type="dxa"/>
-            <w:vAlign w:val="center"/>
           </w:tcPr>
           <w:p>
             <w:pPr>
@@ -9288,14 +9466,18 @@
               <w:jc w:val="center"/>
               <w:rPr>
                 <w:rFonts w:ascii="Lucida Fax" w:eastAsia="楷体" w:hAnsi="Lucida Fax" w:cs="楷体"/>
-                <w:kern w:val="2"/>
-                <w:sz w:val="21"/>
-                <w:szCs w:val="21"/>
-              </w:rPr>
-            </w:pPr>
-            <w:r>
-              <w:rPr>
-                <w:rFonts w:ascii="Lucida Fax" w:eastAsia="楷体" w:hAnsi="Lucida Fax" w:cs="楷体"/>
+                <w:b/>
+                <w:bCs/>
+                <w:kern w:val="2"/>
+                <w:sz w:val="21"/>
+                <w:szCs w:val="21"/>
+              </w:rPr>
+            </w:pPr>
+            <w:r>
+              <w:rPr>
+                <w:rFonts w:ascii="Lucida Fax" w:eastAsia="楷体" w:hAnsi="Lucida Fax" w:cs="楷体"/>
+                <w:b/>
+                <w:bCs/>
                 <w:kern w:val="2"/>
                 <w:sz w:val="21"/>
                 <w:szCs w:val="21"/>
@@ -9442,7 +9624,6 @@
         <w:tc>
           <w:tcPr>
             <w:tcW w:w="652" w:type="dxa"/>
-            <w:vAlign w:val="center"/>
           </w:tcPr>
           <w:p>
             <w:pPr>
@@ -9481,7 +9662,6 @@
         <w:tc>
           <w:tcPr>
             <w:tcW w:w="681" w:type="dxa"/>
-            <w:vAlign w:val="center"/>
           </w:tcPr>
           <w:p>
             <w:pPr>
@@ -9666,7 +9846,7 @@
             <v:path o:extrusionok="f" gradientshapeok="t" o:connecttype="rect"/>
             <o:lock v:ext="edit" aspectratio="t"/>
           </v:shapetype>
-          <v:shape id="_x0000_i1025" type="#_x0000_t75" style="width:414.75pt;height:276.75pt">
+          <v:shape id="_x0000_i1025" type="#_x0000_t75" style="width:414.45pt;height:276.75pt">
             <v:imagedata r:id="rId7" o:title=""/>
           </v:shape>
         </w:pict>
@@ -11004,7 +11184,7 @@
           <w:szCs w:val="21"/>
         </w:rPr>
         <w:pict w14:anchorId="218EA807">
-          <v:shape id="_x0000_i1026" type="#_x0000_t75" style="width:415.5pt;height:226.5pt;visibility:visible;mso-wrap-style:square">
+          <v:shape id="_x0000_i1026" type="#_x0000_t75" style="width:415.7pt;height:226.65pt;visibility:visible;mso-wrap-style:square">
             <v:imagedata r:id="rId8" o:title=""/>
           </v:shape>
         </w:pict>
@@ -12606,7 +12786,7 @@
       <w:r>
         <w:lastRenderedPageBreak/>
         <w:pict w14:anchorId="790894BE">
-          <v:shape id="_x0000_i1027" type="#_x0000_t75" style="width:418.5pt;height:234pt">
+          <v:shape id="_x0000_i1027" type="#_x0000_t75" style="width:418.85pt;height:234.15pt">
             <v:imagedata r:id="rId9" o:title=""/>
           </v:shape>
         </w:pict>
@@ -12902,12 +13082,16 @@
             <w:pPr>
               <w:rPr>
                 <w:rFonts w:ascii="Lucida Fax" w:eastAsia="楷体" w:hAnsi="Lucida Fax" w:cs="楷体"/>
-                <w:szCs w:val="21"/>
-              </w:rPr>
-            </w:pPr>
-            <w:r>
-              <w:rPr>
-                <w:rFonts w:ascii="Lucida Fax" w:eastAsia="楷体" w:hAnsi="Lucida Fax" w:cs="楷体"/>
+                <w:b/>
+                <w:bCs/>
+                <w:szCs w:val="21"/>
+              </w:rPr>
+            </w:pPr>
+            <w:r>
+              <w:rPr>
+                <w:rFonts w:ascii="Lucida Fax" w:eastAsia="楷体" w:hAnsi="Lucida Fax" w:cs="楷体"/>
+                <w:b/>
+                <w:bCs/>
                 <w:szCs w:val="21"/>
               </w:rPr>
               <w:t>编程语言运行时</w:t>
@@ -13036,12 +13220,16 @@
             <w:pPr>
               <w:rPr>
                 <w:rFonts w:ascii="Lucida Fax" w:eastAsia="楷体" w:hAnsi="Lucida Fax" w:cs="楷体"/>
-                <w:szCs w:val="21"/>
-              </w:rPr>
-            </w:pPr>
-            <w:r>
-              <w:rPr>
-                <w:rFonts w:ascii="Lucida Fax" w:eastAsia="楷体" w:hAnsi="Lucida Fax" w:cs="楷体"/>
+                <w:b/>
+                <w:bCs/>
+                <w:szCs w:val="21"/>
+              </w:rPr>
+            </w:pPr>
+            <w:r>
+              <w:rPr>
+                <w:rFonts w:ascii="Lucida Fax" w:eastAsia="楷体" w:hAnsi="Lucida Fax" w:cs="楷体"/>
+                <w:b/>
+                <w:bCs/>
                 <w:szCs w:val="21"/>
               </w:rPr>
               <w:t>前端开发环境</w:t>
@@ -13154,12 +13342,16 @@
             <w:pPr>
               <w:rPr>
                 <w:rFonts w:ascii="Lucida Fax" w:eastAsia="楷体" w:hAnsi="Lucida Fax" w:cs="楷体"/>
-                <w:szCs w:val="21"/>
-              </w:rPr>
-            </w:pPr>
-            <w:r>
-              <w:rPr>
-                <w:rFonts w:ascii="Lucida Fax" w:eastAsia="楷体" w:hAnsi="Lucida Fax" w:cs="楷体"/>
+                <w:b/>
+                <w:bCs/>
+                <w:szCs w:val="21"/>
+              </w:rPr>
+            </w:pPr>
+            <w:r>
+              <w:rPr>
+                <w:rFonts w:ascii="Lucida Fax" w:eastAsia="楷体" w:hAnsi="Lucida Fax" w:cs="楷体"/>
+                <w:b/>
+                <w:bCs/>
                 <w:szCs w:val="21"/>
               </w:rPr>
               <w:t>后端</w:t>
@@ -13167,6 +13359,8 @@
             <w:r>
               <w:rPr>
                 <w:rFonts w:ascii="Lucida Fax" w:eastAsia="楷体" w:hAnsi="Lucida Fax" w:cs="楷体"/>
+                <w:b/>
+                <w:bCs/>
                 <w:szCs w:val="21"/>
               </w:rPr>
               <w:t xml:space="preserve"> Web </w:t>
@@ -13174,6 +13368,8 @@
             <w:r>
               <w:rPr>
                 <w:rFonts w:ascii="Lucida Fax" w:eastAsia="楷体" w:hAnsi="Lucida Fax" w:cs="楷体"/>
+                <w:b/>
+                <w:bCs/>
                 <w:szCs w:val="21"/>
               </w:rPr>
               <w:t>框架</w:t>
@@ -13288,12 +13484,16 @@
             <w:pPr>
               <w:rPr>
                 <w:rFonts w:ascii="Lucida Fax" w:eastAsia="楷体" w:hAnsi="Lucida Fax" w:cs="楷体"/>
-                <w:szCs w:val="21"/>
-              </w:rPr>
-            </w:pPr>
-            <w:r>
-              <w:rPr>
-                <w:rFonts w:ascii="Lucida Fax" w:eastAsia="楷体" w:hAnsi="Lucida Fax" w:cs="楷体"/>
+                <w:b/>
+                <w:bCs/>
+                <w:szCs w:val="21"/>
+              </w:rPr>
+            </w:pPr>
+            <w:r>
+              <w:rPr>
+                <w:rFonts w:ascii="Lucida Fax" w:eastAsia="楷体" w:hAnsi="Lucida Fax" w:cs="楷体"/>
+                <w:b/>
+                <w:bCs/>
                 <w:szCs w:val="21"/>
               </w:rPr>
               <w:t>前端框架</w:t>
@@ -13406,12 +13606,16 @@
             <w:pPr>
               <w:rPr>
                 <w:rFonts w:ascii="Lucida Fax" w:eastAsia="楷体" w:hAnsi="Lucida Fax" w:cs="楷体"/>
-                <w:szCs w:val="21"/>
-              </w:rPr>
-            </w:pPr>
-            <w:r>
-              <w:rPr>
-                <w:rFonts w:ascii="Lucida Fax" w:eastAsia="楷体" w:hAnsi="Lucida Fax" w:cs="楷体"/>
+                <w:b/>
+                <w:bCs/>
+                <w:szCs w:val="21"/>
+              </w:rPr>
+            </w:pPr>
+            <w:r>
+              <w:rPr>
+                <w:rFonts w:ascii="Lucida Fax" w:eastAsia="楷体" w:hAnsi="Lucida Fax" w:cs="楷体"/>
+                <w:b/>
+                <w:bCs/>
                 <w:szCs w:val="21"/>
               </w:rPr>
               <w:t>关系型数据库</w:t>
@@ -13526,12 +13730,16 @@
             <w:pPr>
               <w:rPr>
                 <w:rFonts w:ascii="Lucida Fax" w:eastAsia="楷体" w:hAnsi="Lucida Fax" w:cs="楷体"/>
-                <w:szCs w:val="21"/>
-              </w:rPr>
-            </w:pPr>
-            <w:r>
-              <w:rPr>
-                <w:rFonts w:ascii="Lucida Fax" w:eastAsia="楷体" w:hAnsi="Lucida Fax" w:cs="楷体"/>
+                <w:b/>
+                <w:bCs/>
+                <w:szCs w:val="21"/>
+              </w:rPr>
+            </w:pPr>
+            <w:r>
+              <w:rPr>
+                <w:rFonts w:ascii="Lucida Fax" w:eastAsia="楷体" w:hAnsi="Lucida Fax" w:cs="楷体"/>
+                <w:b/>
+                <w:bCs/>
                 <w:szCs w:val="21"/>
               </w:rPr>
               <w:t>向量数据库</w:t>
@@ -13630,12 +13838,16 @@
             <w:pPr>
               <w:rPr>
                 <w:rFonts w:ascii="Lucida Fax" w:eastAsia="楷体" w:hAnsi="Lucida Fax" w:cs="楷体"/>
-                <w:szCs w:val="21"/>
-              </w:rPr>
-            </w:pPr>
-            <w:r>
-              <w:rPr>
-                <w:rFonts w:ascii="Lucida Fax" w:eastAsia="楷体" w:hAnsi="Lucida Fax" w:cs="楷体"/>
+                <w:b/>
+                <w:bCs/>
+                <w:szCs w:val="21"/>
+              </w:rPr>
+            </w:pPr>
+            <w:r>
+              <w:rPr>
+                <w:rFonts w:ascii="Lucida Fax" w:eastAsia="楷体" w:hAnsi="Lucida Fax" w:cs="楷体"/>
+                <w:b/>
+                <w:bCs/>
                 <w:szCs w:val="21"/>
               </w:rPr>
               <w:t>消息中间件</w:t>
@@ -13778,12 +13990,16 @@
             <w:pPr>
               <w:rPr>
                 <w:rFonts w:ascii="Lucida Fax" w:eastAsia="楷体" w:hAnsi="Lucida Fax" w:cs="楷体"/>
-                <w:szCs w:val="21"/>
-              </w:rPr>
-            </w:pPr>
-            <w:r>
-              <w:rPr>
-                <w:rFonts w:ascii="Lucida Fax" w:eastAsia="楷体" w:hAnsi="Lucida Fax" w:cs="楷体"/>
+                <w:b/>
+                <w:bCs/>
+                <w:szCs w:val="21"/>
+              </w:rPr>
+            </w:pPr>
+            <w:r>
+              <w:rPr>
+                <w:rFonts w:ascii="Lucida Fax" w:eastAsia="楷体" w:hAnsi="Lucida Fax" w:cs="楷体"/>
+                <w:b/>
+                <w:bCs/>
                 <w:szCs w:val="21"/>
               </w:rPr>
               <w:t>容器化引擎</w:t>
@@ -13882,12 +14098,16 @@
             <w:pPr>
               <w:rPr>
                 <w:rFonts w:ascii="Lucida Fax" w:eastAsia="楷体" w:hAnsi="Lucida Fax" w:cs="楷体"/>
-                <w:szCs w:val="21"/>
-              </w:rPr>
-            </w:pPr>
-            <w:r>
-              <w:rPr>
-                <w:rFonts w:ascii="Lucida Fax" w:eastAsia="楷体" w:hAnsi="Lucida Fax" w:cs="楷体"/>
+                <w:b/>
+                <w:bCs/>
+                <w:szCs w:val="21"/>
+              </w:rPr>
+            </w:pPr>
+            <w:r>
+              <w:rPr>
+                <w:rFonts w:ascii="Lucida Fax" w:eastAsia="楷体" w:hAnsi="Lucida Fax" w:cs="楷体"/>
+                <w:b/>
+                <w:bCs/>
                 <w:szCs w:val="21"/>
               </w:rPr>
               <w:t>运算加速库</w:t>
@@ -14030,12 +14250,16 @@
             <w:pPr>
               <w:rPr>
                 <w:rFonts w:ascii="Lucida Fax" w:eastAsia="楷体" w:hAnsi="Lucida Fax" w:cs="楷体"/>
-                <w:szCs w:val="21"/>
-              </w:rPr>
-            </w:pPr>
-            <w:r>
-              <w:rPr>
-                <w:rFonts w:ascii="Lucida Fax" w:eastAsia="楷体" w:hAnsi="Lucida Fax" w:cs="楷体"/>
+                <w:b/>
+                <w:bCs/>
+                <w:szCs w:val="21"/>
+              </w:rPr>
+            </w:pPr>
+            <w:r>
+              <w:rPr>
+                <w:rFonts w:ascii="Lucida Fax" w:eastAsia="楷体" w:hAnsi="Lucida Fax" w:cs="楷体"/>
+                <w:b/>
+                <w:bCs/>
                 <w:szCs w:val="21"/>
               </w:rPr>
               <w:t>反向代理服务器</w:t>
@@ -20574,7 +20798,6 @@
   <w:style w:type="character" w:default="1" w:styleId="a0">
     <w:name w:val="Default Paragraph Font"/>
     <w:uiPriority w:val="1"/>
-    <w:semiHidden/>
     <w:unhideWhenUsed/>
   </w:style>
   <w:style w:type="table" w:default="1" w:styleId="a1">
@@ -21240,6 +21463,133 @@
       </w:tcPr>
     </w:tblStylePr>
   </w:style>
+  <w:style w:type="table" w:styleId="2-1">
+    <w:name w:val="List Table 2 Accent 1"/>
+    <w:basedOn w:val="a1"/>
+    <w:uiPriority w:val="47"/>
+    <w:rsid w:val="00C2589B"/>
+    <w:tblPr>
+      <w:tblStyleRowBandSize w:val="1"/>
+      <w:tblStyleColBandSize w:val="1"/>
+      <w:tblBorders>
+        <w:top w:val="single" w:sz="4" w:space="0" w:color="45B0E1"/>
+        <w:bottom w:val="single" w:sz="4" w:space="0" w:color="45B0E1"/>
+        <w:insideH w:val="single" w:sz="4" w:space="0" w:color="45B0E1"/>
+      </w:tblBorders>
+    </w:tblPr>
+    <w:tblStylePr w:type="firstRow">
+      <w:rPr>
+        <w:b/>
+        <w:bCs/>
+      </w:rPr>
+    </w:tblStylePr>
+    <w:tblStylePr w:type="lastRow">
+      <w:rPr>
+        <w:b/>
+        <w:bCs/>
+      </w:rPr>
+    </w:tblStylePr>
+    <w:tblStylePr w:type="firstCol">
+      <w:rPr>
+        <w:b/>
+        <w:bCs/>
+      </w:rPr>
+    </w:tblStylePr>
+    <w:tblStylePr w:type="lastCol">
+      <w:rPr>
+        <w:b/>
+        <w:bCs/>
+      </w:rPr>
+    </w:tblStylePr>
+    <w:tblStylePr w:type="band1Vert">
+      <w:tblPr/>
+      <w:tcPr>
+        <w:shd w:val="clear" w:color="auto" w:fill="C1E4F5"/>
+      </w:tcPr>
+    </w:tblStylePr>
+    <w:tblStylePr w:type="band1Horz">
+      <w:tblPr/>
+      <w:tcPr>
+        <w:shd w:val="clear" w:color="auto" w:fill="C1E4F5"/>
+      </w:tcPr>
+    </w:tblStylePr>
+  </w:style>
+  <w:style w:type="table" w:styleId="ab">
+    <w:name w:val="Grid Table Light"/>
+    <w:basedOn w:val="a1"/>
+    <w:uiPriority w:val="40"/>
+    <w:rsid w:val="00F648DB"/>
+    <w:tblPr>
+      <w:tblBorders>
+        <w:top w:val="single" w:sz="4" w:space="0" w:color="BFBFBF"/>
+        <w:left w:val="single" w:sz="4" w:space="0" w:color="BFBFBF"/>
+        <w:bottom w:val="single" w:sz="4" w:space="0" w:color="BFBFBF"/>
+        <w:right w:val="single" w:sz="4" w:space="0" w:color="BFBFBF"/>
+        <w:insideH w:val="single" w:sz="4" w:space="0" w:color="BFBFBF"/>
+        <w:insideV w:val="single" w:sz="4" w:space="0" w:color="BFBFBF"/>
+      </w:tblBorders>
+    </w:tblPr>
+  </w:style>
+  <w:style w:type="table" w:styleId="10">
+    <w:name w:val="Plain Table 1"/>
+    <w:basedOn w:val="a1"/>
+    <w:uiPriority w:val="41"/>
+    <w:rsid w:val="00F648DB"/>
+    <w:tblPr>
+      <w:tblStyleRowBandSize w:val="1"/>
+      <w:tblStyleColBandSize w:val="1"/>
+      <w:tblBorders>
+        <w:top w:val="single" w:sz="4" w:space="0" w:color="BFBFBF"/>
+        <w:left w:val="single" w:sz="4" w:space="0" w:color="BFBFBF"/>
+        <w:bottom w:val="single" w:sz="4" w:space="0" w:color="BFBFBF"/>
+        <w:right w:val="single" w:sz="4" w:space="0" w:color="BFBFBF"/>
+        <w:insideH w:val="single" w:sz="4" w:space="0" w:color="BFBFBF"/>
+        <w:insideV w:val="single" w:sz="4" w:space="0" w:color="BFBFBF"/>
+      </w:tblBorders>
+    </w:tblPr>
+    <w:tblStylePr w:type="firstRow">
+      <w:rPr>
+        <w:b/>
+        <w:bCs/>
+      </w:rPr>
+    </w:tblStylePr>
+    <w:tblStylePr w:type="lastRow">
+      <w:rPr>
+        <w:b/>
+        <w:bCs/>
+      </w:rPr>
+      <w:tblPr/>
+      <w:tcPr>
+        <w:tcBorders>
+          <w:top w:val="double" w:sz="4" w:space="0" w:color="BFBFBF"/>
+        </w:tcBorders>
+      </w:tcPr>
+    </w:tblStylePr>
+    <w:tblStylePr w:type="firstCol">
+      <w:rPr>
+        <w:b/>
+        <w:bCs/>
+      </w:rPr>
+    </w:tblStylePr>
+    <w:tblStylePr w:type="lastCol">
+      <w:rPr>
+        <w:b/>
+        <w:bCs/>
+      </w:rPr>
+    </w:tblStylePr>
+    <w:tblStylePr w:type="band1Vert">
+      <w:tblPr/>
+      <w:tcPr>
+        <w:shd w:val="clear" w:color="auto" w:fill="F2F2F2"/>
+      </w:tcPr>
+    </w:tblStylePr>
+    <w:tblStylePr w:type="band1Horz">
+      <w:tblPr/>
+      <w:tcPr>
+        <w:shd w:val="clear" w:color="auto" w:fill="F2F2F2"/>
+      </w:tcPr>
+    </w:tblStylePr>
+  </w:style>
 </w:styles>
 </file>
 
